--- a/lectures/M3-讲义.docx
+++ b/lectures/M3-讲义.docx
@@ -2249,6 +2249,104 @@
         <w:br/>
         <w:t xml:space="preserve">    return x, y</w:t>
       </w:r>
+      <w:r/>
+      <w:r>
+        <w:drawing>
+          <wp:inline xmlns:a="http://schemas.openxmlformats.org/drawingml/2006/main" xmlns:pic="http://schemas.openxmlformats.org/drawingml/2006/picture">
+            <wp:extent cx="5029200" cy="2828925"/>
+            <wp:docPr id="1" name="Picture 1"/>
+            <wp:cNvGraphicFramePr>
+              <a:graphicFrameLocks noChangeAspect="1"/>
+            </wp:cNvGraphicFramePr>
+            <a:graphic>
+              <a:graphicData uri="http://schemas.openxmlformats.org/drawingml/2006/picture">
+                <pic:pic>
+                  <pic:nvPicPr>
+                    <pic:cNvPr id="0" name="image.png"/>
+                    <pic:cNvPicPr/>
+                  </pic:nvPicPr>
+                  <pic:blipFill>
+                    <a:blip r:embed="rId9"/>
+                    <a:stretch>
+                      <a:fillRect/>
+                    </a:stretch>
+                  </pic:blipFill>
+                  <pic:spPr>
+                    <a:xfrm>
+                      <a:off x="0" y="0"/>
+                      <a:ext cx="5029200" cy="2828925"/>
+                    </a:xfrm>
+                    <a:prstGeom prst="rect"/>
+                  </pic:spPr>
+                </pic:pic>
+              </a:graphicData>
+            </a:graphic>
+          </wp:inline>
+        </w:drawing>
+      </w:r>
+      <w:r/>
+    </w:p>
+    <w:p>
+      <w:pPr>
+        <w:jc w:val="center"/>
+      </w:pPr>
+      <w:r>
+        <w:rPr>
+          <w:rFonts w:ascii="Microsoft YaHei" w:eastAsia="Microsoft YaHei" w:hAnsi="Microsoft YaHei" w:cs="Microsoft YaHei" w:hint="eastAsia"/>
+          <w:color w:val="6B7280"/>
+          <w:sz w:val="18"/>
+          <w:lang w:eastAsia="zh-CN"/>
+        </w:rPr>
+        <w:t>图</w:t>
+      </w:r>
+      <w:r>
+        <w:rPr>
+          <w:color w:val="6B7280"/>
+          <w:sz w:val="18"/>
+        </w:rPr>
+        <w:t xml:space="preserve"> 1</w:t>
+      </w:r>
+      <w:r>
+        <w:rPr>
+          <w:rFonts w:ascii="Microsoft YaHei" w:eastAsia="Microsoft YaHei" w:hAnsi="Microsoft YaHei" w:cs="Microsoft YaHei" w:hint="eastAsia"/>
+          <w:color w:val="6B7280"/>
+          <w:sz w:val="18"/>
+          <w:lang w:eastAsia="zh-CN"/>
+        </w:rPr>
+        <w:t xml:space="preserve">　</w:t>
+      </w:r>
+      <w:r>
+        <w:rPr>
+          <w:color w:val="6B7280"/>
+          <w:sz w:val="18"/>
+        </w:rPr>
+        <w:t xml:space="preserve">2R </w:t>
+      </w:r>
+      <w:r>
+        <w:rPr>
+          <w:rFonts w:ascii="Microsoft YaHei" w:eastAsia="Microsoft YaHei" w:hAnsi="Microsoft YaHei" w:cs="Microsoft YaHei" w:hint="eastAsia"/>
+          <w:color w:val="6B7280"/>
+          <w:sz w:val="18"/>
+          <w:lang w:eastAsia="zh-CN"/>
+        </w:rPr>
+        <w:t>机械臂：末端</w:t>
+      </w:r>
+      <w:r>
+        <w:rPr>
+          <w:color w:val="6B7280"/>
+          <w:sz w:val="18"/>
+        </w:rPr>
+        <w:t xml:space="preserve"> = </w:t>
+      </w:r>
+      <w:r>
+        <w:rPr>
+          <w:rFonts w:ascii="Microsoft YaHei" w:eastAsia="Microsoft YaHei" w:hAnsi="Microsoft YaHei" w:cs="Microsoft YaHei" w:hint="eastAsia"/>
+          <w:color w:val="6B7280"/>
+          <w:sz w:val="18"/>
+          <w:lang w:eastAsia="zh-CN"/>
+        </w:rPr>
+        <w:t>两段位移向量首尾相接</w:t>
+      </w:r>
     </w:p>
     <w:p>
       <w:pPr>
@@ -2830,6 +2928,97 @@
       </w:tr>
     </w:tbl>
     <w:p>
+      <w:r/>
+      <w:r>
+        <w:drawing>
+          <wp:inline xmlns:a="http://schemas.openxmlformats.org/drawingml/2006/main" xmlns:pic="http://schemas.openxmlformats.org/drawingml/2006/picture">
+            <wp:extent cx="5029200" cy="2828925"/>
+            <wp:docPr id="2" name="Picture 2"/>
+            <wp:cNvGraphicFramePr>
+              <a:graphicFrameLocks noChangeAspect="1"/>
+            </wp:cNvGraphicFramePr>
+            <a:graphic>
+              <a:graphicData uri="http://schemas.openxmlformats.org/drawingml/2006/picture">
+                <pic:pic>
+                  <pic:nvPicPr>
+                    <pic:cNvPr id="0" name="image.png"/>
+                    <pic:cNvPicPr/>
+                  </pic:nvPicPr>
+                  <pic:blipFill>
+                    <a:blip r:embed="rId10"/>
+                    <a:stretch>
+                      <a:fillRect/>
+                    </a:stretch>
+                  </pic:blipFill>
+                  <pic:spPr>
+                    <a:xfrm>
+                      <a:off x="0" y="0"/>
+                      <a:ext cx="5029200" cy="2828925"/>
+                    </a:xfrm>
+                    <a:prstGeom prst="rect"/>
+                  </pic:spPr>
+                </pic:pic>
+              </a:graphicData>
+            </a:graphic>
+          </wp:inline>
+        </w:drawing>
+      </w:r>
+      <w:r/>
+    </w:p>
+    <w:p>
+      <w:pPr>
+        <w:jc w:val="center"/>
+      </w:pPr>
+      <w:r>
+        <w:rPr>
+          <w:rFonts w:ascii="Microsoft YaHei" w:eastAsia="Microsoft YaHei" w:hAnsi="Microsoft YaHei" w:cs="Microsoft YaHei" w:hint="eastAsia"/>
+          <w:color w:val="6B7280"/>
+          <w:sz w:val="18"/>
+          <w:lang w:eastAsia="zh-CN"/>
+        </w:rPr>
+        <w:t>图</w:t>
+      </w:r>
+      <w:r>
+        <w:rPr>
+          <w:color w:val="6B7280"/>
+          <w:sz w:val="18"/>
+        </w:rPr>
+        <w:t xml:space="preserve"> 2</w:t>
+      </w:r>
+      <w:r>
+        <w:rPr>
+          <w:rFonts w:ascii="Microsoft YaHei" w:eastAsia="Microsoft YaHei" w:hAnsi="Microsoft YaHei" w:cs="Microsoft YaHei" w:hint="eastAsia"/>
+          <w:color w:val="6B7280"/>
+          <w:sz w:val="18"/>
+          <w:lang w:eastAsia="zh-CN"/>
+        </w:rPr>
+        <w:t xml:space="preserve">　可达空间是一个圆环：内边界</w:t>
+      </w:r>
+      <w:r>
+        <w:rPr>
+          <w:color w:val="6B7280"/>
+          <w:sz w:val="18"/>
+        </w:rPr>
+        <w:t xml:space="preserve"> 0.08 m</w:t>
+      </w:r>
+      <w:r>
+        <w:rPr>
+          <w:rFonts w:ascii="Microsoft YaHei" w:eastAsia="Microsoft YaHei" w:hAnsi="Microsoft YaHei" w:cs="Microsoft YaHei" w:hint="eastAsia"/>
+          <w:color w:val="6B7280"/>
+          <w:sz w:val="18"/>
+          <w:lang w:eastAsia="zh-CN"/>
+        </w:rPr>
+        <w:t>，外边界</w:t>
+      </w:r>
+      <w:r>
+        <w:rPr>
+          <w:color w:val="6B7280"/>
+          <w:sz w:val="18"/>
+        </w:rPr>
+        <w:t xml:space="preserve"> 0.52 m</w:t>
+      </w:r>
+    </w:p>
+    <w:p>
       <w:pPr>
         <w:jc w:val="both"/>
       </w:pPr>
@@ -3787,7 +3976,7 @@
               <w:jc w:val="left"/>
               <w:spacing w:line="240" w:lineRule="auto" w:before="60" w:after="60"/>
             </w:pPr>
-            <w:bookmarkStart w:id="21" w:name="__DOCXFIELD_5e18b8c9bc36474cbbaa16758738b4ce___01"/>
+            <w:bookmarkStart w:id="21" w:name="__DOCXFIELD_689f231c6c4f4ff28fcc48b1f3676412___01"/>
             <w:r>
               <w:t xml:space="preserve"> </w:t>
             </w:r>
@@ -3816,7 +4005,7 @@
               <w:jc w:val="left"/>
               <w:spacing w:line="240" w:lineRule="auto" w:before="60" w:after="60"/>
             </w:pPr>
-            <w:bookmarkStart w:id="22" w:name="__DOCXFIELD_0ac2325f83db4ead905fd8b087b85520___01"/>
+            <w:bookmarkStart w:id="22" w:name="__DOCXFIELD_9ef18be834224a31ba06ece94231bcd7___01"/>
             <w:r>
               <w:t xml:space="preserve"> </w:t>
             </w:r>
@@ -3845,7 +4034,7 @@
               <w:jc w:val="left"/>
               <w:spacing w:line="240" w:lineRule="auto" w:before="60" w:after="60"/>
             </w:pPr>
-            <w:bookmarkStart w:id="23" w:name="__DOCXFIELD_190db5e106754c75bbed6b581d5521aa___01"/>
+            <w:bookmarkStart w:id="23" w:name="__DOCXFIELD_b5eb11caec8c4064b48b27c2f198889c___01"/>
             <w:r>
               <w:t xml:space="preserve"> </w:t>
             </w:r>
@@ -3959,7 +4148,7 @@
               <w:jc w:val="left"/>
               <w:spacing w:line="240" w:lineRule="auto" w:before="60" w:after="60"/>
             </w:pPr>
-            <w:bookmarkStart w:id="25" w:name="__DOCXFIELD_786e4fc71bfb4cefa57fed46918c2003___01"/>
+            <w:bookmarkStart w:id="25" w:name="__DOCXFIELD_f8b79086f8814adc87b56f4d39f87a93___01"/>
             <w:r>
               <w:t xml:space="preserve"> </w:t>
             </w:r>
@@ -3988,7 +4177,7 @@
               <w:jc w:val="left"/>
               <w:spacing w:line="240" w:lineRule="auto" w:before="60" w:after="60"/>
             </w:pPr>
-            <w:bookmarkStart w:id="26" w:name="__DOCXFIELD_d3e4d4b022424b2d907d0c83cd18a865___01"/>
+            <w:bookmarkStart w:id="26" w:name="__DOCXFIELD_9645e1fa21c9495c9bb69c0b1c0d315e___01"/>
             <w:r>
               <w:t xml:space="preserve"> </w:t>
             </w:r>
@@ -4017,7 +4206,7 @@
               <w:jc w:val="left"/>
               <w:spacing w:line="240" w:lineRule="auto" w:before="60" w:after="60"/>
             </w:pPr>
-            <w:bookmarkStart w:id="27" w:name="__DOCXFIELD_532181b834c94416a9f0f86136d811dd___01"/>
+            <w:bookmarkStart w:id="27" w:name="__DOCXFIELD_00d60d391078400a99bb6e6f1d0c8c0f___01"/>
             <w:r>
               <w:t xml:space="preserve"> </w:t>
             </w:r>
@@ -4131,7 +4320,7 @@
               <w:jc w:val="left"/>
               <w:spacing w:line="240" w:lineRule="auto" w:before="60" w:after="60"/>
             </w:pPr>
-            <w:bookmarkStart w:id="29" w:name="__DOCXFIELD_e1cf8a621a034882b50f7274b44b820d___01"/>
+            <w:bookmarkStart w:id="29" w:name="__DOCXFIELD_20c9e636aaca44208de9f34e1d262b89___01"/>
             <w:r>
               <w:t xml:space="preserve"> </w:t>
             </w:r>
@@ -4160,7 +4349,7 @@
               <w:jc w:val="left"/>
               <w:spacing w:line="240" w:lineRule="auto" w:before="60" w:after="60"/>
             </w:pPr>
-            <w:bookmarkStart w:id="30" w:name="__DOCXFIELD_0bcf4fae22024fd48bb00c85a9cfb2be___01"/>
+            <w:bookmarkStart w:id="30" w:name="__DOCXFIELD_d0759e57428e487aa62d0e22a902f31b___01"/>
             <w:r>
               <w:t xml:space="preserve"> </w:t>
             </w:r>
@@ -4189,7 +4378,7 @@
               <w:jc w:val="left"/>
               <w:spacing w:line="240" w:lineRule="auto" w:before="60" w:after="60"/>
             </w:pPr>
-            <w:bookmarkStart w:id="31" w:name="__DOCXFIELD_6a031519feb245dea64840b73f5c8a35___01"/>
+            <w:bookmarkStart w:id="31" w:name="__DOCXFIELD_3b7c77f6af1047159b603d1062b50188___01"/>
             <w:r>
               <w:t xml:space="preserve"> </w:t>
             </w:r>
@@ -4303,7 +4492,7 @@
               <w:jc w:val="left"/>
               <w:spacing w:line="240" w:lineRule="auto" w:before="60" w:after="60"/>
             </w:pPr>
-            <w:bookmarkStart w:id="33" w:name="__DOCXFIELD_c1a12cf08b544c008f442bc0f65ff0b6___01"/>
+            <w:bookmarkStart w:id="33" w:name="__DOCXFIELD_179e48c846b2426880bf43574ecd87b3___01"/>
             <w:r>
               <w:t xml:space="preserve"> </w:t>
             </w:r>
@@ -4332,7 +4521,7 @@
               <w:jc w:val="left"/>
               <w:spacing w:line="240" w:lineRule="auto" w:before="60" w:after="60"/>
             </w:pPr>
-            <w:bookmarkStart w:id="34" w:name="__DOCXFIELD_df1337a09f654b449ccd91a782a212f3___01"/>
+            <w:bookmarkStart w:id="34" w:name="__DOCXFIELD_51965e4823db4d1fbd0fdcd43023ba42___01"/>
             <w:r>
               <w:t xml:space="preserve"> </w:t>
             </w:r>
@@ -4361,7 +4550,7 @@
               <w:jc w:val="left"/>
               <w:spacing w:line="240" w:lineRule="auto" w:before="60" w:after="60"/>
             </w:pPr>
-            <w:bookmarkStart w:id="35" w:name="__DOCXFIELD_e7b79bdcd2324d14aae9d3987f51acc1___01"/>
+            <w:bookmarkStart w:id="35" w:name="__DOCXFIELD_b4e1ab4e6c8b44669b445dc3004fd54e___01"/>
             <w:r>
               <w:t xml:space="preserve"> </w:t>
             </w:r>
@@ -4475,7 +4664,7 @@
               <w:jc w:val="left"/>
               <w:spacing w:line="240" w:lineRule="auto" w:before="60" w:after="60"/>
             </w:pPr>
-            <w:bookmarkStart w:id="37" w:name="__DOCXFIELD_bc534df48a8546eab13a87554f774bed___01"/>
+            <w:bookmarkStart w:id="37" w:name="__DOCXFIELD_eefd6d12bc7544609742d27ee260e412___01"/>
             <w:r>
               <w:t xml:space="preserve"> </w:t>
             </w:r>
@@ -4504,7 +4693,7 @@
               <w:jc w:val="left"/>
               <w:spacing w:line="240" w:lineRule="auto" w:before="60" w:after="60"/>
             </w:pPr>
-            <w:bookmarkStart w:id="38" w:name="__DOCXFIELD_739ef860b145456b8cfab5f700b25c38___01"/>
+            <w:bookmarkStart w:id="38" w:name="__DOCXFIELD_5a08f37cfca3460d9d200f4d09e56693___01"/>
             <w:r>
               <w:t xml:space="preserve"> </w:t>
             </w:r>
@@ -4533,7 +4722,7 @@
               <w:jc w:val="left"/>
               <w:spacing w:line="240" w:lineRule="auto" w:before="60" w:after="60"/>
             </w:pPr>
-            <w:bookmarkStart w:id="39" w:name="__DOCXFIELD_497d9e84b0b54db1b6ba072d3ea40583___01"/>
+            <w:bookmarkStart w:id="39" w:name="__DOCXFIELD_826abe945c5445e9a0349b3aa106b451___01"/>
             <w:r>
               <w:t xml:space="preserve"> </w:t>
             </w:r>
@@ -4647,7 +4836,7 @@
               <w:jc w:val="left"/>
               <w:spacing w:line="240" w:lineRule="auto" w:before="60" w:after="60"/>
             </w:pPr>
-            <w:bookmarkStart w:id="41" w:name="__DOCXFIELD_92d0fce1dbaa4550b1dcad95f8ef5482___01"/>
+            <w:bookmarkStart w:id="41" w:name="__DOCXFIELD_03de5365282b4bb9932a00499d6d5c1a___01"/>
             <w:r>
               <w:t xml:space="preserve"> </w:t>
             </w:r>
@@ -4676,7 +4865,7 @@
               <w:jc w:val="left"/>
               <w:spacing w:line="240" w:lineRule="auto" w:before="60" w:after="60"/>
             </w:pPr>
-            <w:bookmarkStart w:id="42" w:name="__DOCXFIELD_2f6e94a8d21547f39d1d09659b3fc57a___01"/>
+            <w:bookmarkStart w:id="42" w:name="__DOCXFIELD_8c5221b019f14685aa4972c2f4b73aa7___01"/>
             <w:r>
               <w:t xml:space="preserve"> </w:t>
             </w:r>
@@ -4705,7 +4894,7 @@
               <w:jc w:val="left"/>
               <w:spacing w:line="240" w:lineRule="auto" w:before="60" w:after="60"/>
             </w:pPr>
-            <w:bookmarkStart w:id="43" w:name="__DOCXFIELD_151111dc56904cc592b359d47bb172b1___01"/>
+            <w:bookmarkStart w:id="43" w:name="__DOCXFIELD_30891a3e96b74673b05a248cdd734a83___01"/>
             <w:r>
               <w:t xml:space="preserve"> </w:t>
             </w:r>
@@ -6650,7 +6839,7 @@
       <w:r/>
     </w:p>
     <w:sectPr>
-      <w:footerReference w:type="default" r:id="rId9"/>
+      <w:footerReference w:type="default" r:id="rId11"/>
       <w:pgSz w:w="11906" w:h="16838"/>
       <w:pgMar w:top="1440" w:right="1797" w:bottom="1440" w:left="1797" w:header="720" w:footer="720" w:gutter="0"/>
       <w:cols w:space="720"/>
